--- a/Nekhlawi User Manual.docx
+++ b/Nekhlawi User Manual.docx
@@ -15,7 +15,7 @@
           <w:noProof/>
         </w:rPr>
         <w:drawing>
-          <wp:anchor distT="0" distB="0" distL="114300" distR="114300" simplePos="0" relativeHeight="251659264" behindDoc="0" locked="0" layoutInCell="1" allowOverlap="1" wp14:anchorId="53236132" wp14:editId="42F31306">
+          <wp:anchor distT="0" distB="0" distL="114300" distR="114300" simplePos="0" relativeHeight="251661312" behindDoc="0" locked="0" layoutInCell="1" allowOverlap="1" wp14:anchorId="62FCA8D8" wp14:editId="11E65870">
             <wp:simplePos x="0" y="0"/>
             <wp:positionH relativeFrom="margin">
               <wp:posOffset>228600</wp:posOffset>
@@ -26,7 +26,7 @@
             <wp:extent cx="5073015" cy="3082290"/>
             <wp:effectExtent l="0" t="0" r="0" b="0"/>
             <wp:wrapSquare wrapText="bothSides"/>
-            <wp:docPr id="2017967899" name="image20.png"/>
+            <wp:docPr id="937312061" name="image20.png"/>
             <wp:cNvGraphicFramePr/>
             <a:graphic xmlns:a="http://schemas.openxmlformats.org/drawingml/2006/main">
               <a:graphicData uri="http://schemas.openxmlformats.org/drawingml/2006/picture">
@@ -93,18 +93,7 @@
           <w:sz w:val="72"/>
           <w:szCs w:val="72"/>
         </w:rPr>
-        <w:t>User</w:t>
-      </w:r>
-      <w:r>
-        <w:rPr>
-          <w:rFonts w:asciiTheme="majorBidi" w:hAnsiTheme="majorBidi"/>
-          <w:b/>
-          <w:bCs/>
-          <w:color w:val="2E643B"/>
-          <w:sz w:val="72"/>
-          <w:szCs w:val="72"/>
-        </w:rPr>
-        <w:t xml:space="preserve"> Manual</w:t>
+        <w:t>User Manual</w:t>
       </w:r>
     </w:p>
     <w:p>
@@ -128,7 +117,6 @@
           <w:color w:val="000000"/>
         </w:rPr>
       </w:pPr>
-      <w:proofErr w:type="gramStart"/>
       <w:r>
         <w:rPr>
           <w:rFonts w:asciiTheme="majorBidi" w:hAnsiTheme="majorBidi"/>
@@ -137,7 +125,6 @@
         </w:rPr>
         <w:t>By</w:t>
       </w:r>
-      <w:proofErr w:type="gramEnd"/>
     </w:p>
     <w:p>
       <w:pPr>
@@ -187,9 +174,20 @@
           <w:bCs/>
           <w:color w:val="000000" w:themeColor="text1"/>
         </w:rPr>
-        <w:t xml:space="preserve">Hebah Ahmed </w:t>
-      </w:r>
-      <w:proofErr w:type="spellStart"/>
+        <w:t>Hebah Ahmed Altheyab             2220001030</w:t>
+      </w:r>
+    </w:p>
+    <w:p>
+      <w:pPr>
+        <w:bidi w:val="0"/>
+        <w:jc w:val="center"/>
+        <w:rPr>
+          <w:rFonts w:asciiTheme="majorBidi" w:hAnsiTheme="majorBidi"/>
+          <w:b/>
+          <w:bCs/>
+          <w:color w:val="000000"/>
+        </w:rPr>
+      </w:pPr>
       <w:r>
         <w:rPr>
           <w:rFonts w:asciiTheme="majorBidi" w:hAnsiTheme="majorBidi"/>
@@ -197,9 +195,20 @@
           <w:bCs/>
           <w:color w:val="000000" w:themeColor="text1"/>
         </w:rPr>
-        <w:t>Altheyab</w:t>
-      </w:r>
-      <w:proofErr w:type="spellEnd"/>
+        <w:t>Doja Abdulmohsen Alnemer      2220002855</w:t>
+      </w:r>
+    </w:p>
+    <w:p>
+      <w:pPr>
+        <w:bidi w:val="0"/>
+        <w:jc w:val="center"/>
+        <w:rPr>
+          <w:rFonts w:asciiTheme="majorBidi" w:hAnsiTheme="majorBidi"/>
+          <w:b/>
+          <w:bCs/>
+          <w:color w:val="000000"/>
+        </w:rPr>
+      </w:pPr>
       <w:r>
         <w:rPr>
           <w:rFonts w:asciiTheme="majorBidi" w:hAnsiTheme="majorBidi"/>
@@ -207,7 +216,7 @@
           <w:bCs/>
           <w:color w:val="000000" w:themeColor="text1"/>
         </w:rPr>
-        <w:t xml:space="preserve">             2220001030</w:t>
+        <w:t>Zinab Mukhtar Alrashed           2220003194</w:t>
       </w:r>
     </w:p>
     <w:p>
@@ -228,9 +237,50 @@
           <w:bCs/>
           <w:color w:val="000000" w:themeColor="text1"/>
         </w:rPr>
-        <w:t xml:space="preserve">Doja Abdulmohsen </w:t>
-      </w:r>
-      <w:proofErr w:type="spellStart"/>
+        <w:t>Donia Abdullah Alfarhan           2220004173</w:t>
+      </w:r>
+    </w:p>
+    <w:p>
+      <w:pPr>
+        <w:bidi w:val="0"/>
+        <w:jc w:val="center"/>
+        <w:rPr>
+          <w:rFonts w:asciiTheme="majorBidi" w:hAnsiTheme="majorBidi"/>
+          <w:b/>
+          <w:color w:val="000000"/>
+        </w:rPr>
+      </w:pPr>
+    </w:p>
+    <w:p>
+      <w:pPr>
+        <w:bidi w:val="0"/>
+        <w:jc w:val="center"/>
+        <w:rPr>
+          <w:rFonts w:asciiTheme="majorBidi" w:hAnsiTheme="majorBidi"/>
+          <w:b/>
+          <w:color w:val="000000"/>
+        </w:rPr>
+      </w:pPr>
+      <w:r>
+        <w:rPr>
+          <w:rFonts w:asciiTheme="majorBidi" w:hAnsiTheme="majorBidi"/>
+          <w:b/>
+          <w:color w:val="000000"/>
+        </w:rPr>
+        <w:t>Supervised by</w:t>
+      </w:r>
+    </w:p>
+    <w:p>
+      <w:pPr>
+        <w:bidi w:val="0"/>
+        <w:jc w:val="center"/>
+        <w:rPr>
+          <w:rFonts w:asciiTheme="majorBidi" w:hAnsiTheme="majorBidi"/>
+          <w:b/>
+          <w:bCs/>
+          <w:color w:val="000000"/>
+        </w:rPr>
+      </w:pPr>
       <w:r>
         <w:rPr>
           <w:rFonts w:asciiTheme="majorBidi" w:hAnsiTheme="majorBidi"/>
@@ -238,150 +288,7 @@
           <w:bCs/>
           <w:color w:val="000000" w:themeColor="text1"/>
         </w:rPr>
-        <w:t>Alnemer</w:t>
-      </w:r>
-      <w:proofErr w:type="spellEnd"/>
-      <w:r>
-        <w:rPr>
-          <w:rFonts w:asciiTheme="majorBidi" w:hAnsiTheme="majorBidi"/>
-          <w:b/>
-          <w:bCs/>
-          <w:color w:val="000000" w:themeColor="text1"/>
-        </w:rPr>
-        <w:t xml:space="preserve">      2220002855</w:t>
-      </w:r>
-    </w:p>
-    <w:p>
-      <w:pPr>
-        <w:bidi w:val="0"/>
-        <w:jc w:val="center"/>
-        <w:rPr>
-          <w:rFonts w:asciiTheme="majorBidi" w:hAnsiTheme="majorBidi"/>
-          <w:b/>
-          <w:bCs/>
-          <w:color w:val="000000"/>
-        </w:rPr>
-      </w:pPr>
-      <w:r>
-        <w:rPr>
-          <w:rFonts w:asciiTheme="majorBidi" w:hAnsiTheme="majorBidi"/>
-          <w:b/>
-          <w:bCs/>
-          <w:color w:val="000000" w:themeColor="text1"/>
-        </w:rPr>
-        <w:t xml:space="preserve">Zinab Mukhtar </w:t>
-      </w:r>
-      <w:proofErr w:type="spellStart"/>
-      <w:r>
-        <w:rPr>
-          <w:rFonts w:asciiTheme="majorBidi" w:hAnsiTheme="majorBidi"/>
-          <w:b/>
-          <w:bCs/>
-          <w:color w:val="000000" w:themeColor="text1"/>
-        </w:rPr>
-        <w:t>Alrashed</w:t>
-      </w:r>
-      <w:proofErr w:type="spellEnd"/>
-      <w:r>
-        <w:rPr>
-          <w:rFonts w:asciiTheme="majorBidi" w:hAnsiTheme="majorBidi"/>
-          <w:b/>
-          <w:bCs/>
-          <w:color w:val="000000" w:themeColor="text1"/>
-        </w:rPr>
-        <w:t xml:space="preserve">           2220003194</w:t>
-      </w:r>
-    </w:p>
-    <w:p>
-      <w:pPr>
-        <w:bidi w:val="0"/>
-        <w:jc w:val="center"/>
-        <w:rPr>
-          <w:rFonts w:asciiTheme="majorBidi" w:hAnsiTheme="majorBidi"/>
-          <w:b/>
-          <w:bCs/>
-          <w:color w:val="000000"/>
-        </w:rPr>
-      </w:pPr>
-      <w:r>
-        <w:rPr>
-          <w:rFonts w:asciiTheme="majorBidi" w:hAnsiTheme="majorBidi"/>
-          <w:b/>
-          <w:bCs/>
-          <w:color w:val="000000" w:themeColor="text1"/>
-        </w:rPr>
-        <w:t>Donia Abdullah Alfarhan           2220004173</w:t>
-      </w:r>
-    </w:p>
-    <w:p>
-      <w:pPr>
-        <w:bidi w:val="0"/>
-        <w:jc w:val="center"/>
-        <w:rPr>
-          <w:rFonts w:asciiTheme="majorBidi" w:hAnsiTheme="majorBidi"/>
-          <w:b/>
-          <w:color w:val="000000"/>
-        </w:rPr>
-      </w:pPr>
-    </w:p>
-    <w:p>
-      <w:pPr>
-        <w:bidi w:val="0"/>
-        <w:jc w:val="center"/>
-        <w:rPr>
-          <w:rFonts w:asciiTheme="majorBidi" w:hAnsiTheme="majorBidi"/>
-          <w:b/>
-          <w:color w:val="000000"/>
-        </w:rPr>
-      </w:pPr>
-      <w:r>
-        <w:rPr>
-          <w:rFonts w:asciiTheme="majorBidi" w:hAnsiTheme="majorBidi"/>
-          <w:b/>
-          <w:color w:val="000000"/>
-        </w:rPr>
-        <w:t>Supervised by</w:t>
-      </w:r>
-    </w:p>
-    <w:p>
-      <w:pPr>
-        <w:bidi w:val="0"/>
-        <w:jc w:val="center"/>
-        <w:rPr>
-          <w:rFonts w:asciiTheme="majorBidi" w:hAnsiTheme="majorBidi"/>
-          <w:b/>
-          <w:bCs/>
-          <w:color w:val="000000"/>
-        </w:rPr>
-      </w:pPr>
-      <w:r>
-        <w:rPr>
-          <w:rFonts w:asciiTheme="majorBidi" w:hAnsiTheme="majorBidi"/>
-          <w:b/>
-          <w:bCs/>
-          <w:color w:val="000000" w:themeColor="text1"/>
-        </w:rPr>
-        <w:t xml:space="preserve">Mrs. </w:t>
-      </w:r>
-      <w:proofErr w:type="spellStart"/>
-      <w:r>
-        <w:rPr>
-          <w:rFonts w:asciiTheme="majorBidi" w:hAnsiTheme="majorBidi"/>
-          <w:b/>
-          <w:bCs/>
-          <w:color w:val="000000" w:themeColor="text1"/>
-        </w:rPr>
-        <w:t>Albandary</w:t>
-      </w:r>
-      <w:proofErr w:type="spellEnd"/>
-      <w:r>
-        <w:rPr>
-          <w:rFonts w:asciiTheme="majorBidi" w:hAnsiTheme="majorBidi"/>
-          <w:b/>
-          <w:bCs/>
-          <w:color w:val="000000" w:themeColor="text1"/>
-        </w:rPr>
-        <w:t xml:space="preserve"> Mohammad Alamer</w:t>
+        <w:t>Mrs. Albandary Mohammad Alamer</w:t>
       </w:r>
     </w:p>
     <w:p>
@@ -509,7 +416,6 @@
           <w:sz w:val="28"/>
           <w:szCs w:val="28"/>
         </w:rPr>
-        <w:lastRenderedPageBreak/>
         <w:t>DECLARATION</w:t>
       </w:r>
     </w:p>
@@ -541,39 +447,7 @@
           <w:rFonts w:asciiTheme="majorBidi" w:hAnsiTheme="majorBidi"/>
           <w:color w:val="000000" w:themeColor="text1"/>
         </w:rPr>
-        <w:t xml:space="preserve">We hereby declare that this project report entitled </w:t>
-      </w:r>
-      <w:proofErr w:type="spellStart"/>
-      <w:r>
-        <w:rPr>
-          <w:rFonts w:asciiTheme="majorBidi" w:hAnsiTheme="majorBidi"/>
-          <w:color w:val="000000" w:themeColor="text1"/>
-        </w:rPr>
-        <w:t>Nekhlawi</w:t>
-      </w:r>
-      <w:proofErr w:type="spellEnd"/>
-      <w:r>
-        <w:rPr>
-          <w:rFonts w:asciiTheme="majorBidi" w:hAnsiTheme="majorBidi"/>
-          <w:color w:val="000000" w:themeColor="text1"/>
-        </w:rPr>
-        <w:t xml:space="preserve"> is a record of an original work done by us under the guidance of Supervisor </w:t>
-      </w:r>
-      <w:proofErr w:type="spellStart"/>
-      <w:r>
-        <w:rPr>
-          <w:rFonts w:asciiTheme="majorBidi" w:hAnsiTheme="majorBidi"/>
-          <w:color w:val="000000" w:themeColor="text1"/>
-        </w:rPr>
-        <w:t>Albandary</w:t>
-      </w:r>
-      <w:proofErr w:type="spellEnd"/>
-      <w:r>
-        <w:rPr>
-          <w:rFonts w:asciiTheme="majorBidi" w:hAnsiTheme="majorBidi"/>
-          <w:color w:val="000000" w:themeColor="text1"/>
-        </w:rPr>
-        <w:t xml:space="preserve"> Mohammad Alamer, Assistant Professor at College of CSIT, and that no part has been plagiarized without citations, which have been duly acknowledged. We also declare that it has not been previously or concurrently submitted for any other degree or award at any university or any other institutions. This project work is submitted in the partial fulfillment of the requirements for the degree of “Bachelor of Science in Computer Information Sciences” at Computer Information Sciences Department, College of Computer Sciences and Information Technology, Imam Abdulrahman Bin Faisal University.</w:t>
+        <w:t>We hereby declare that this project report entitled Nekhlawi is a record of an original work done by us under the guidance of Supervisor Albandary Mohammad Alamer, Assistant Professor at College of CSIT, and that no part has been plagiarized without citations, which have been duly acknowledged. We also declare that it has not been previously or concurrently submitted for any other degree or award at any university or any other institutions. This project work is submitted in the partial fulfillment of the requirements for the degree of “Bachelor of Science in Computer Information Sciences” at Computer Information Sciences Department, College of Computer Sciences and Information Technology, Imam Abdulrahman Bin Faisal University.</w:t>
       </w:r>
     </w:p>
     <w:p>
@@ -604,11 +478,6 @@
           <w:docPartUnique/>
         </w:docPartObj>
       </w:sdtPr>
-      <w:sdtEndPr>
-        <w:rPr>
-          <w:rtl/>
-        </w:rPr>
-      </w:sdtEndPr>
       <w:sdtContent>
         <w:p>
           <w:pPr>
@@ -4878,14 +4747,6 @@
           <w:color w:val="000000"/>
         </w:rPr>
         <w:br w:type="page"/>
-      </w:r>
-      <w:r>
-        <w:rPr>
-          <w:rFonts w:asciiTheme="majorBidi" w:hAnsiTheme="majorBidi"/>
-          <w:b/>
-          <w:color w:val="000000"/>
-        </w:rPr>
-        <w:lastRenderedPageBreak/>
         <w:t>Table of Tables</w:t>
       </w:r>
     </w:p>
@@ -5056,23 +4917,7 @@
           <w:b/>
           <w:color w:val="000000"/>
         </w:rPr>
-        <w:t>Table of Figur</w:t>
-      </w:r>
-      <w:r>
-        <w:rPr>
-          <w:rFonts w:asciiTheme="majorBidi" w:hAnsiTheme="majorBidi"/>
-          <w:b/>
-          <w:color w:val="000000"/>
-        </w:rPr>
-        <w:t>e</w:t>
-      </w:r>
-      <w:r>
-        <w:rPr>
-          <w:rFonts w:asciiTheme="majorBidi" w:hAnsiTheme="majorBidi"/>
-          <w:b/>
-          <w:color w:val="000000"/>
-        </w:rPr>
-        <w:t xml:space="preserve">s </w:t>
+        <w:t xml:space="preserve">Table of Figures </w:t>
       </w:r>
     </w:p>
     <w:p>
@@ -6062,7 +5907,6 @@
       </w:pPr>
       <w:bookmarkStart w:id="0" w:name="_Toc223505598"/>
       <w:r>
-        <w:lastRenderedPageBreak/>
         <w:t>Introduction</w:t>
       </w:r>
       <w:bookmarkEnd w:id="0"/>
@@ -6091,15 +5935,7 @@
       </w:pPr>
       <w:bookmarkStart w:id="2" w:name="_Toc223505600"/>
       <w:r>
-        <w:t xml:space="preserve">Overview of the </w:t>
-      </w:r>
-      <w:proofErr w:type="spellStart"/>
-      <w:r>
-        <w:t>Nekhlawi</w:t>
-      </w:r>
-      <w:proofErr w:type="spellEnd"/>
-      <w:r>
-        <w:t xml:space="preserve"> Application</w:t>
+        <w:t>Overview of the Nekhlawi Application</w:t>
       </w:r>
       <w:bookmarkEnd w:id="2"/>
     </w:p>
@@ -6108,63 +5944,42 @@
         <w:pStyle w:val="a2"/>
       </w:pPr>
       <w:r>
+        <w:t>The Nekhlawi application is a mobile-based integrated solution that is intended to assist palm tree owners by availing easily accessible tools in order to detect diseases, identify pests and classify date varieties. The system is a smart helper that bridges the gap between the conventional farming knowledge and the current technological practices. It integrates machine learning, artificial intelligence, image processing and management of expert knowledge in a single platform.</w:t>
+      </w:r>
+    </w:p>
+    <w:p>
+      <w:pPr>
+        <w:pStyle w:val="a2"/>
+        <w:rPr>
+          <w:rFonts w:eastAsiaTheme="majorEastAsia"/>
+        </w:rPr>
+      </w:pPr>
+    </w:p>
+    <w:p>
+      <w:pPr>
+        <w:pStyle w:val="a0"/>
+      </w:pPr>
+      <w:bookmarkStart w:id="3" w:name="_Toc223505601"/>
+      <w:r>
+        <w:t>Target Users</w:t>
+      </w:r>
+      <w:bookmarkEnd w:id="3"/>
+    </w:p>
+    <w:p>
+      <w:pPr>
+        <w:pStyle w:val="a2"/>
+        <w:rPr>
+          <w:rFonts w:eastAsiaTheme="majorEastAsia"/>
+        </w:rPr>
+      </w:pPr>
+      <w:r>
+        <w:rPr>
+          <w:rFonts w:eastAsiaTheme="majorEastAsia"/>
+        </w:rPr>
         <w:t xml:space="preserve">The </w:t>
       </w:r>
-      <w:proofErr w:type="spellStart"/>
-      <w:r>
-        <w:t>Nekhlawi</w:t>
-      </w:r>
-      <w:proofErr w:type="spellEnd"/>
-      <w:r>
-        <w:t xml:space="preserve"> application is a mobile-based integrated solution that is intended to assist palm tree owners by availing easily accessible tools </w:t>
-      </w:r>
-      <w:proofErr w:type="gramStart"/>
-      <w:r>
-        <w:t>in order to</w:t>
-      </w:r>
-      <w:proofErr w:type="gramEnd"/>
-      <w:r>
-        <w:t xml:space="preserve"> detect diseases, identify pests and classify date varieties. The system is a smart helper that bridges the gap between the conventional farming knowledge and the current technological practices. It integrates machine learning, artificial intelligence, image processing and management of expert knowledge in a single platform.</w:t>
-      </w:r>
-    </w:p>
-    <w:p>
-      <w:pPr>
-        <w:pStyle w:val="a2"/>
-        <w:rPr>
-          <w:rFonts w:eastAsiaTheme="majorEastAsia"/>
-        </w:rPr>
-      </w:pPr>
-    </w:p>
-    <w:p>
-      <w:pPr>
-        <w:pStyle w:val="a0"/>
-      </w:pPr>
-      <w:bookmarkStart w:id="3" w:name="_Toc223505601"/>
-      <w:r>
-        <w:t>Target Users</w:t>
-      </w:r>
-      <w:bookmarkEnd w:id="3"/>
-    </w:p>
-    <w:p>
-      <w:pPr>
-        <w:pStyle w:val="a2"/>
-        <w:rPr>
-          <w:rFonts w:eastAsiaTheme="majorEastAsia"/>
-        </w:rPr>
-      </w:pPr>
-      <w:r>
-        <w:rPr>
-          <w:rFonts w:eastAsiaTheme="majorEastAsia"/>
-        </w:rPr>
-        <w:t xml:space="preserve">The </w:t>
-      </w:r>
-      <w:proofErr w:type="spellStart"/>
-      <w:r>
-        <w:t>Nekhlawi</w:t>
-      </w:r>
-      <w:proofErr w:type="spellEnd"/>
-      <w:r>
-        <w:t xml:space="preserve"> </w:t>
+      <w:r>
+        <w:t xml:space="preserve">Nekhlawi </w:t>
       </w:r>
       <w:r>
         <w:rPr>
@@ -6227,63 +6042,19 @@
         <w:rPr>
           <w:rFonts w:asciiTheme="majorBidi" w:hAnsiTheme="majorBidi"/>
         </w:rPr>
-        <w:t>in pa</w:t>
+        <w:t xml:space="preserve">in palm tree </w:t>
       </w:r>
       <w:r>
         <w:rPr>
           <w:rFonts w:asciiTheme="majorBidi" w:hAnsiTheme="majorBidi"/>
         </w:rPr>
-        <w:t xml:space="preserve">lm </w:t>
-      </w:r>
-      <w:proofErr w:type="gramStart"/>
+        <w:t>and frequent interaction with agricultural technology</w:t>
+      </w:r>
       <w:r>
         <w:rPr>
           <w:rFonts w:asciiTheme="majorBidi" w:hAnsiTheme="majorBidi"/>
         </w:rPr>
-        <w:t>tree</w:t>
-      </w:r>
-      <w:proofErr w:type="gramEnd"/>
-      <w:r>
-        <w:rPr>
-          <w:rFonts w:asciiTheme="majorBidi" w:hAnsiTheme="majorBidi"/>
-        </w:rPr>
-        <w:t xml:space="preserve"> </w:t>
-      </w:r>
-      <w:r>
-        <w:rPr>
-          <w:rFonts w:asciiTheme="majorBidi" w:hAnsiTheme="majorBidi"/>
-        </w:rPr>
-        <w:t>and frequent interaction with agricultural technology</w:t>
-      </w:r>
-      <w:r>
-        <w:rPr>
-          <w:rFonts w:asciiTheme="majorBidi" w:hAnsiTheme="majorBidi"/>
-        </w:rPr>
-        <w:t xml:space="preserve"> how use the platform to </w:t>
-      </w:r>
-      <w:r>
-        <w:rPr>
-          <w:rFonts w:asciiTheme="majorBidi" w:hAnsiTheme="majorBidi"/>
-        </w:rPr>
-        <w:t>provide paid consultati</w:t>
-      </w:r>
-      <w:r>
-        <w:rPr>
-          <w:rFonts w:asciiTheme="majorBidi" w:hAnsiTheme="majorBidi"/>
-        </w:rPr>
-        <w:t xml:space="preserve">ons and </w:t>
-      </w:r>
-      <w:r>
-        <w:rPr>
-          <w:rFonts w:asciiTheme="majorBidi" w:hAnsiTheme="majorBidi"/>
-        </w:rPr>
-        <w:t xml:space="preserve">offer treatment </w:t>
-      </w:r>
-      <w:r>
-        <w:rPr>
-          <w:rFonts w:asciiTheme="majorBidi" w:hAnsiTheme="majorBidi"/>
-        </w:rPr>
-        <w:t>recommendation</w:t>
+        <w:t xml:space="preserve"> how use the platform to provide paid consultations and offer treatment recommendation</w:t>
       </w:r>
       <w:r>
         <w:rPr>
@@ -6328,76 +6099,44 @@
         <w:rPr>
           <w:rFonts w:asciiTheme="majorBidi" w:hAnsiTheme="majorBidi"/>
         </w:rPr>
-        <w:t xml:space="preserve"> how </w:t>
-      </w:r>
-      <w:proofErr w:type="gramStart"/>
+        <w:t xml:space="preserve"> how use the platform to r</w:t>
+      </w:r>
       <w:r>
         <w:rPr>
           <w:rFonts w:asciiTheme="majorBidi" w:hAnsiTheme="majorBidi"/>
         </w:rPr>
-        <w:t>use</w:t>
-      </w:r>
-      <w:proofErr w:type="gramEnd"/>
+        <w:t>eceive AI-based disease detection</w:t>
+      </w:r>
       <w:r>
         <w:rPr>
           <w:rFonts w:asciiTheme="majorBidi" w:hAnsiTheme="majorBidi"/>
         </w:rPr>
-        <w:t xml:space="preserve"> </w:t>
+        <w:t xml:space="preserve"> and </w:t>
       </w:r>
       <w:r>
         <w:rPr>
           <w:rFonts w:asciiTheme="majorBidi" w:hAnsiTheme="majorBidi"/>
         </w:rPr>
-        <w:t>the platform to</w:t>
+        <w:t>treatments</w:t>
       </w:r>
       <w:r>
         <w:rPr>
           <w:rFonts w:asciiTheme="majorBidi" w:hAnsiTheme="majorBidi"/>
         </w:rPr>
-        <w:t xml:space="preserve"> r</w:t>
+        <w:t>, and b</w:t>
       </w:r>
       <w:r>
         <w:rPr>
           <w:rFonts w:asciiTheme="majorBidi" w:hAnsiTheme="majorBidi"/>
         </w:rPr>
-        <w:t>eceive AI-based disease detection</w:t>
-      </w:r>
-      <w:r>
-        <w:rPr>
-          <w:rFonts w:asciiTheme="majorBidi" w:hAnsiTheme="majorBidi"/>
-        </w:rPr>
-        <w:t xml:space="preserve"> and </w:t>
-      </w:r>
-      <w:r>
-        <w:rPr>
-          <w:rFonts w:asciiTheme="majorBidi" w:hAnsiTheme="majorBidi"/>
-        </w:rPr>
-        <w:t>treatments</w:t>
-      </w:r>
-      <w:r>
-        <w:rPr>
-          <w:rFonts w:asciiTheme="majorBidi" w:hAnsiTheme="majorBidi"/>
-        </w:rPr>
-        <w:t>, and b</w:t>
-      </w:r>
-      <w:r>
-        <w:rPr>
-          <w:rFonts w:asciiTheme="majorBidi" w:hAnsiTheme="majorBidi"/>
-        </w:rPr>
-        <w:t>ook consultations with agricultural experts</w:t>
-      </w:r>
-      <w:r>
-        <w:rPr>
-          <w:rFonts w:asciiTheme="majorBidi" w:hAnsiTheme="majorBidi"/>
-        </w:rPr>
-        <w:t>.</w:t>
+        <w:t>ook consultations with agricultural experts.</w:t>
       </w:r>
     </w:p>
     <w:p>
       <w:pPr>
         <w:pStyle w:val="a2"/>
         <w:rPr>
-          <w:rFonts w:eastAsiaTheme="majorEastAsia" w:hint="cs"/>
+          <w:rFonts w:eastAsiaTheme="majorEastAsia"/>
           <w:rtl/>
         </w:rPr>
       </w:pPr>
@@ -6407,7 +6146,6 @@
         <w:pStyle w:val="a0"/>
         <w:rPr>
           <w:rStyle w:val="Char1"/>
-          <w:rFonts w:hint="cs"/>
         </w:rPr>
       </w:pPr>
       <w:bookmarkStart w:id="4" w:name="_Toc223505602"/>
@@ -6446,15 +6184,7 @@
         <w:pStyle w:val="a2"/>
       </w:pPr>
       <w:r>
-        <w:t xml:space="preserve">Allows users to </w:t>
-      </w:r>
-      <w:proofErr w:type="gramStart"/>
-      <w:r>
-        <w:t>manages</w:t>
-      </w:r>
-      <w:proofErr w:type="gramEnd"/>
-      <w:r>
-        <w:t xml:space="preserve"> their accounts within the system. And create an account, log in, and manage their personal profiles. It ensures user identity verification and provides password recovery options.</w:t>
+        <w:t>Allows users to manages their accounts within the system. And create an account, log in, and manage their personal profiles. It ensures user identity verification and provides password recovery options.</w:t>
       </w:r>
     </w:p>
     <w:p>
@@ -6514,21 +6244,12 @@
           <w:szCs w:val="24"/>
         </w:rPr>
       </w:pPr>
-      <w:proofErr w:type="gramStart"/>
       <w:r>
         <w:rPr>
           <w:sz w:val="24"/>
           <w:szCs w:val="24"/>
         </w:rPr>
-        <w:t>Consultation Booking</w:t>
-      </w:r>
-      <w:proofErr w:type="gramEnd"/>
-      <w:r>
-        <w:rPr>
-          <w:sz w:val="24"/>
-          <w:szCs w:val="24"/>
-        </w:rPr>
-        <w:t xml:space="preserve"> </w:t>
+        <w:t xml:space="preserve">Consultation Booking </w:t>
       </w:r>
     </w:p>
     <w:p>
@@ -6556,7 +6277,6 @@
           <w:sz w:val="24"/>
           <w:szCs w:val="24"/>
         </w:rPr>
-        <w:lastRenderedPageBreak/>
         <w:t xml:space="preserve">Consultation Management &amp; Scheduling: </w:t>
       </w:r>
     </w:p>
@@ -6564,13 +6284,8 @@
       <w:pPr>
         <w:pStyle w:val="a2"/>
       </w:pPr>
-      <w:proofErr w:type="gramStart"/>
-      <w:r>
-        <w:t>Allows</w:t>
-      </w:r>
-      <w:proofErr w:type="gramEnd"/>
-      <w:r>
-        <w:t xml:space="preserve"> experts to manage their consultation workflow, set availability, approve or reschedule bookings, and organize their calendar.</w:t>
+      <w:r>
+        <w:t>Allows experts to manage their consultation workflow, set availability, approve or reschedule bookings, and organize their calendar.</w:t>
       </w:r>
     </w:p>
     <w:p>
@@ -6681,15 +6396,7 @@
         <w:pStyle w:val="a2"/>
       </w:pPr>
       <w:r>
-        <w:t xml:space="preserve">© 2026 </w:t>
-      </w:r>
-      <w:proofErr w:type="spellStart"/>
-      <w:r>
-        <w:t>Nekhlawi</w:t>
-      </w:r>
-      <w:proofErr w:type="spellEnd"/>
-      <w:r>
-        <w:t xml:space="preserve"> Project Team - Imam Abdulrahman Bin Faisal University</w:t>
+        <w:t>© 2026 Nekhlawi Project Team - Imam Abdulrahman Bin Faisal University</w:t>
       </w:r>
     </w:p>
     <w:p>
@@ -6720,7 +6427,6 @@
       <w:pPr>
         <w:pStyle w:val="a2"/>
         <w:rPr>
-          <w:rFonts w:hint="cs"/>
           <w:rtl/>
         </w:rPr>
       </w:pPr>
@@ -6800,67 +6506,14 @@
         <w:rPr>
           <w:rFonts w:asciiTheme="majorHAnsi" w:hAnsiTheme="majorHAnsi" w:cstheme="majorHAnsi"/>
         </w:rPr>
-        <w:t>This project was prepared by students of</w:t>
-      </w:r>
-      <w:r>
-        <w:rPr>
-          <w:rFonts w:asciiTheme="majorHAnsi" w:hAnsiTheme="majorHAnsi" w:cstheme="majorHAnsi"/>
-        </w:rPr>
-        <w:t xml:space="preserve"> </w:t>
-      </w:r>
-      <w:r>
-        <w:rPr>
-          <w:rFonts w:asciiTheme="majorHAnsi" w:hAnsiTheme="majorHAnsi" w:cstheme="majorHAnsi"/>
-        </w:rPr>
-        <w:t>Team 6</w:t>
-      </w:r>
-      <w:r>
-        <w:rPr>
-          <w:rFonts w:asciiTheme="majorHAnsi" w:hAnsiTheme="majorHAnsi" w:cstheme="majorHAnsi"/>
-        </w:rPr>
-        <w:t xml:space="preserve"> of</w:t>
-      </w:r>
-      <w:r>
-        <w:rPr>
-          <w:rFonts w:asciiTheme="majorHAnsi" w:hAnsiTheme="majorHAnsi" w:cstheme="majorHAnsi"/>
-        </w:rPr>
-        <w:t xml:space="preserve"> the Information Systems Department, College of Computer Science and Information Technology, King Faisal University </w:t>
-      </w:r>
-      <w:r>
-        <w:rPr>
-          <w:rFonts w:asciiTheme="majorHAnsi" w:hAnsiTheme="majorHAnsi" w:cstheme="majorHAnsi"/>
-        </w:rPr>
-        <w:t xml:space="preserve">under the </w:t>
-      </w:r>
-      <w:r>
-        <w:rPr>
-          <w:rFonts w:asciiTheme="majorHAnsi" w:hAnsiTheme="majorHAnsi" w:cstheme="majorHAnsi"/>
-        </w:rPr>
-        <w:lastRenderedPageBreak/>
-        <w:t xml:space="preserve">supervision of </w:t>
+        <w:t xml:space="preserve">This project was prepared by students of Team 6 of the Information Systems Department, College of Computer Science and Information Technology, King Faisal University under the supervision of </w:t>
       </w:r>
       <w:r>
         <w:rPr>
           <w:rFonts w:asciiTheme="majorHAnsi" w:hAnsiTheme="majorHAnsi" w:cstheme="majorHAnsi"/>
           <w:color w:val="000000" w:themeColor="text1"/>
         </w:rPr>
-        <w:t xml:space="preserve">Mrs. </w:t>
-      </w:r>
-      <w:proofErr w:type="spellStart"/>
-      <w:r>
-        <w:rPr>
-          <w:rFonts w:asciiTheme="majorHAnsi" w:hAnsiTheme="majorHAnsi" w:cstheme="majorHAnsi"/>
-          <w:color w:val="000000" w:themeColor="text1"/>
-        </w:rPr>
-        <w:t>Albandary</w:t>
-      </w:r>
-      <w:proofErr w:type="spellEnd"/>
-      <w:r>
-        <w:rPr>
-          <w:rFonts w:asciiTheme="majorHAnsi" w:hAnsiTheme="majorHAnsi" w:cstheme="majorHAnsi"/>
-          <w:color w:val="000000" w:themeColor="text1"/>
-        </w:rPr>
-        <w:t xml:space="preserve"> Mohammad Alamer</w:t>
+        <w:t>Mrs. Albandary Mohammad Alamer</w:t>
       </w:r>
       <w:r>
         <w:rPr>
@@ -6908,15 +6561,7 @@
         <w:pStyle w:val="a2"/>
       </w:pPr>
       <w:r>
-        <w:t xml:space="preserve">The </w:t>
-      </w:r>
-      <w:proofErr w:type="spellStart"/>
-      <w:r>
-        <w:t>Nakhlawi</w:t>
-      </w:r>
-      <w:proofErr w:type="spellEnd"/>
-      <w:r>
-        <w:t xml:space="preserve"> app supports two main platforms </w:t>
+        <w:t xml:space="preserve">The Nakhlawi app supports two main platforms </w:t>
       </w:r>
     </w:p>
     <w:p>
@@ -7065,19 +6710,7 @@
         <w:pStyle w:val="a2"/>
       </w:pPr>
       <w:r>
-        <w:t>This section gives a full description of screen</w:t>
-      </w:r>
-      <w:r>
-        <w:t xml:space="preserve"> Icons </w:t>
-      </w:r>
-      <w:r>
-        <w:t xml:space="preserve">and their actions shown in the </w:t>
-      </w:r>
-      <w:r>
-        <w:t>table</w:t>
-      </w:r>
-      <w:r>
-        <w:t xml:space="preserve"> below.</w:t>
+        <w:t>This section gives a full description of screen Icons and their actions shown in the table below.</w:t>
       </w:r>
     </w:p>
     <w:p>
@@ -7088,7 +6721,6 @@
       </w:pPr>
       <w:bookmarkStart w:id="17" w:name="_Toc223578423"/>
       <w:r>
-        <w:lastRenderedPageBreak/>
         <w:t xml:space="preserve">Table </w:t>
       </w:r>
       <w:fldSimple w:instr=" SEQ Table \* ARABIC ">
@@ -7422,29 +7054,17 @@
         <w:pStyle w:val="a"/>
       </w:pPr>
       <w:r>
-        <w:t xml:space="preserve">User </w:t>
-      </w:r>
-      <w:r>
-        <w:t>Interfaces</w:t>
+        <w:t>User Interfaces</w:t>
       </w:r>
       <w:bookmarkEnd w:id="18"/>
     </w:p>
     <w:p>
       <w:pPr>
         <w:pStyle w:val="a0"/>
-        <w:rPr>
-          <w:rFonts w:hint="cs"/>
-        </w:rPr>
       </w:pPr>
       <w:bookmarkStart w:id="19" w:name="_Toc223505625"/>
       <w:r>
-        <w:t>Share</w:t>
-      </w:r>
-      <w:r>
-        <w:t xml:space="preserve">d </w:t>
-      </w:r>
-      <w:r>
-        <w:t>Interfaces</w:t>
+        <w:t>Shared Interfaces</w:t>
       </w:r>
       <w:bookmarkEnd w:id="19"/>
     </w:p>
@@ -7482,7 +7102,7 @@
           <w:noProof/>
         </w:rPr>
         <w:drawing>
-          <wp:inline distT="0" distB="0" distL="0" distR="0" wp14:anchorId="63691689" wp14:editId="6DF11A92">
+          <wp:inline distT="0" distB="0" distL="0" distR="0" wp14:anchorId="4CDB7EBA" wp14:editId="1B998EB2">
             <wp:extent cx="1150620" cy="2561473"/>
             <wp:effectExtent l="19050" t="19050" r="11430" b="10795"/>
             <wp:docPr id="198124710" name="Picture 1"/>
@@ -7547,7 +7167,7 @@
           <w:noProof/>
         </w:rPr>
         <w:drawing>
-          <wp:inline distT="0" distB="0" distL="0" distR="0" wp14:anchorId="004508F3" wp14:editId="0B5F9C05">
+          <wp:inline distT="0" distB="0" distL="0" distR="0" wp14:anchorId="6D04166E" wp14:editId="50DD7D03">
             <wp:extent cx="1137920" cy="2563863"/>
             <wp:effectExtent l="19050" t="19050" r="24130" b="27305"/>
             <wp:docPr id="1440918411" name="Picture 2"/>
@@ -7631,7 +7251,7 @@
           <w:noProof/>
         </w:rPr>
         <w:drawing>
-          <wp:inline distT="0" distB="0" distL="0" distR="0" wp14:anchorId="4C7F1514" wp14:editId="42588DD0">
+          <wp:inline distT="0" distB="0" distL="0" distR="0" wp14:anchorId="5C11AA17" wp14:editId="2CB71191">
             <wp:extent cx="1145516" cy="2554556"/>
             <wp:effectExtent l="19050" t="19050" r="17145" b="17780"/>
             <wp:docPr id="12497967" name="Picture 3"/>
@@ -7715,7 +7335,7 @@
           <w:noProof/>
         </w:rPr>
         <w:drawing>
-          <wp:inline distT="0" distB="0" distL="0" distR="0" wp14:anchorId="11C4F8BE" wp14:editId="4C8754E8">
+          <wp:inline distT="0" distB="0" distL="0" distR="0" wp14:anchorId="0629C005" wp14:editId="0AB83937">
             <wp:extent cx="1139825" cy="2556961"/>
             <wp:effectExtent l="19050" t="19050" r="22225" b="15240"/>
             <wp:docPr id="2109133878" name="Picture 4"/>
@@ -7884,28 +7504,7 @@
           <w:sz w:val="24"/>
           <w:szCs w:val="24"/>
         </w:rPr>
-        <w:t>Sign</w:t>
-      </w:r>
-      <w:r>
-        <w:rPr>
-          <w:sz w:val="24"/>
-          <w:szCs w:val="24"/>
-        </w:rPr>
-        <w:t xml:space="preserve"> </w:t>
-      </w:r>
-      <w:r>
-        <w:rPr>
-          <w:sz w:val="24"/>
-          <w:szCs w:val="24"/>
-        </w:rPr>
-        <w:t>up</w:t>
-      </w:r>
-      <w:r>
-        <w:rPr>
-          <w:sz w:val="24"/>
-          <w:szCs w:val="24"/>
-        </w:rPr>
-        <w:t xml:space="preserve"> Page</w:t>
+        <w:t>Sign up Page</w:t>
       </w:r>
     </w:p>
     <w:p>
@@ -7940,14 +7539,7 @@
           <w:sz w:val="24"/>
           <w:szCs w:val="24"/>
         </w:rPr>
-        <w:t xml:space="preserve">Forget </w:t>
-      </w:r>
-      <w:r>
-        <w:rPr>
-          <w:sz w:val="24"/>
-          <w:szCs w:val="24"/>
-        </w:rPr>
-        <w:t>Password Page</w:t>
+        <w:t>Forget Password Page</w:t>
       </w:r>
     </w:p>
     <w:p>
@@ -7989,7 +7581,7 @@
           <w:noProof/>
         </w:rPr>
         <w:drawing>
-          <wp:inline distT="0" distB="0" distL="0" distR="0" wp14:anchorId="2739E67C" wp14:editId="2D55E308">
+          <wp:inline distT="0" distB="0" distL="0" distR="0" wp14:anchorId="5877ABB3" wp14:editId="0202DF21">
             <wp:extent cx="1141541" cy="2556510"/>
             <wp:effectExtent l="19050" t="19050" r="20955" b="15240"/>
             <wp:docPr id="1325823284" name="Picture 5"/>
@@ -8097,14 +7689,7 @@
           <w:sz w:val="24"/>
           <w:szCs w:val="24"/>
         </w:rPr>
-        <w:t>Sign in</w:t>
-      </w:r>
-      <w:r>
-        <w:rPr>
-          <w:sz w:val="24"/>
-          <w:szCs w:val="24"/>
-        </w:rPr>
-        <w:t xml:space="preserve"> Page</w:t>
+        <w:t>Sign in Page</w:t>
       </w:r>
     </w:p>
     <w:p>
@@ -8129,14 +7714,7 @@
           <w:sz w:val="24"/>
           <w:szCs w:val="24"/>
         </w:rPr>
-        <w:t>Terms and Conditions</w:t>
-      </w:r>
-      <w:r>
-        <w:rPr>
-          <w:sz w:val="24"/>
-          <w:szCs w:val="24"/>
-        </w:rPr>
-        <w:t xml:space="preserve"> Page</w:t>
+        <w:t>Terms and Conditions Page</w:t>
       </w:r>
     </w:p>
     <w:p>
@@ -8152,9 +7730,8 @@
         <w:rPr>
           <w:noProof/>
         </w:rPr>
-        <w:lastRenderedPageBreak/>
         <w:drawing>
-          <wp:inline distT="0" distB="0" distL="0" distR="0" wp14:anchorId="408C8431" wp14:editId="6740E41A">
+          <wp:inline distT="0" distB="0" distL="0" distR="0" wp14:anchorId="43369415" wp14:editId="1FDBD215">
             <wp:extent cx="1141095" cy="2556510"/>
             <wp:effectExtent l="19050" t="19050" r="20955" b="15240"/>
             <wp:docPr id="1464328397" name="Picture 6"/>
@@ -8219,7 +7796,7 @@
           <w:noProof/>
         </w:rPr>
         <w:drawing>
-          <wp:inline distT="0" distB="0" distL="0" distR="0" wp14:anchorId="689BF6A6" wp14:editId="42522C99">
+          <wp:inline distT="0" distB="0" distL="0" distR="0" wp14:anchorId="4F17420D" wp14:editId="4A4DBF12">
             <wp:extent cx="1137285" cy="2562860"/>
             <wp:effectExtent l="19050" t="19050" r="24765" b="27940"/>
             <wp:docPr id="1789458567" name="Picture 7"/>
@@ -8379,10 +7956,7 @@
         <w:pStyle w:val="a0"/>
       </w:pPr>
       <w:r>
-        <w:t>Farmer</w:t>
-      </w:r>
-      <w:r>
-        <w:t xml:space="preserve"> Interfaces</w:t>
+        <w:t>Farmer Interfaces</w:t>
       </w:r>
       <w:bookmarkEnd w:id="23"/>
     </w:p>
@@ -8420,7 +7994,7 @@
           <w:noProof/>
         </w:rPr>
         <w:drawing>
-          <wp:inline distT="0" distB="0" distL="0" distR="0" wp14:anchorId="0BADDFAF" wp14:editId="6979EB0C">
+          <wp:inline distT="0" distB="0" distL="0" distR="0" wp14:anchorId="23A7E0EB" wp14:editId="7A6C66DE">
             <wp:extent cx="1147889" cy="2561590"/>
             <wp:effectExtent l="19050" t="19050" r="14605" b="10160"/>
             <wp:docPr id="15906040" name="Picture 8"/>
@@ -8485,7 +8059,7 @@
           <w:noProof/>
         </w:rPr>
         <w:drawing>
-          <wp:inline distT="0" distB="0" distL="0" distR="0" wp14:anchorId="7B379BDD" wp14:editId="1F635DAE">
+          <wp:inline distT="0" distB="0" distL="0" distR="0" wp14:anchorId="2BB34823" wp14:editId="17E3395D">
             <wp:extent cx="1143635" cy="2563452"/>
             <wp:effectExtent l="19050" t="19050" r="18415" b="27940"/>
             <wp:docPr id="1091561797" name="Picture 9"/>
@@ -8654,7 +8228,6 @@
           <w:sz w:val="24"/>
           <w:szCs w:val="24"/>
         </w:rPr>
-        <w:lastRenderedPageBreak/>
         <w:t>Account Page</w:t>
       </w:r>
     </w:p>
@@ -8675,7 +8248,7 @@
           <w:noProof/>
         </w:rPr>
         <w:drawing>
-          <wp:inline distT="0" distB="0" distL="0" distR="0" wp14:anchorId="0E9A3688" wp14:editId="7E4DF9D1">
+          <wp:inline distT="0" distB="0" distL="0" distR="0" wp14:anchorId="031C65AD" wp14:editId="73755CDC">
             <wp:extent cx="1147320" cy="2500829"/>
             <wp:effectExtent l="19050" t="19050" r="15240" b="13970"/>
             <wp:docPr id="2047305803" name="Picture 10"/>
@@ -8806,7 +8379,7 @@
           <w:noProof/>
         </w:rPr>
         <w:drawing>
-          <wp:inline distT="0" distB="0" distL="0" distR="0" wp14:anchorId="0EDF22C5" wp14:editId="1689924D">
+          <wp:inline distT="0" distB="0" distL="0" distR="0" wp14:anchorId="78785AE8" wp14:editId="3C447848">
             <wp:extent cx="1125855" cy="2566182"/>
             <wp:effectExtent l="19050" t="19050" r="17145" b="24765"/>
             <wp:docPr id="255092006" name="Picture 11"/>
@@ -8871,7 +8444,7 @@
           <w:noProof/>
         </w:rPr>
         <w:drawing>
-          <wp:inline distT="0" distB="0" distL="0" distR="0" wp14:anchorId="4D08510E" wp14:editId="531A7282">
+          <wp:inline distT="0" distB="0" distL="0" distR="0" wp14:anchorId="29C741B1" wp14:editId="5C2FED7A">
             <wp:extent cx="1142874" cy="2562727"/>
             <wp:effectExtent l="19050" t="19050" r="19685" b="9525"/>
             <wp:docPr id="1247090785" name="Picture 12"/>
@@ -9032,21 +8605,7 @@
           <w:sz w:val="24"/>
           <w:szCs w:val="24"/>
         </w:rPr>
-        <w:t>Boo</w:t>
-      </w:r>
-      <w:r>
-        <w:rPr>
-          <w:sz w:val="24"/>
-          <w:szCs w:val="24"/>
-        </w:rPr>
-        <w:t xml:space="preserve">king Expert </w:t>
-      </w:r>
-      <w:r>
-        <w:rPr>
-          <w:sz w:val="24"/>
-          <w:szCs w:val="24"/>
-        </w:rPr>
-        <w:t>Section Page</w:t>
+        <w:t>Booking Expert Section Page</w:t>
       </w:r>
     </w:p>
     <w:p>
@@ -9062,9 +8621,8 @@
         <w:rPr>
           <w:noProof/>
         </w:rPr>
-        <w:lastRenderedPageBreak/>
         <w:drawing>
-          <wp:inline distT="0" distB="0" distL="0" distR="0" wp14:anchorId="42A926F6" wp14:editId="7B4DE934">
+          <wp:inline distT="0" distB="0" distL="0" distR="0" wp14:anchorId="35B65AC8" wp14:editId="2FC56EFE">
             <wp:extent cx="1152625" cy="2560433"/>
             <wp:effectExtent l="19050" t="19050" r="28575" b="11430"/>
             <wp:docPr id="1785137265" name="Picture 13"/>
@@ -9178,14 +8736,7 @@
           <w:sz w:val="24"/>
           <w:szCs w:val="24"/>
         </w:rPr>
-        <w:t>Histor</w:t>
-      </w:r>
-      <w:r>
-        <w:rPr>
-          <w:sz w:val="24"/>
-          <w:szCs w:val="24"/>
-        </w:rPr>
-        <w:t>y Page</w:t>
+        <w:t>History Page</w:t>
       </w:r>
     </w:p>
     <w:p>
@@ -9202,7 +8753,7 @@
           <w:noProof/>
         </w:rPr>
         <w:drawing>
-          <wp:inline distT="0" distB="0" distL="0" distR="0" wp14:anchorId="0661CD5F" wp14:editId="646B1693">
+          <wp:inline distT="0" distB="0" distL="0" distR="0" wp14:anchorId="443FD2ED" wp14:editId="5F8BA0F7">
             <wp:extent cx="1140408" cy="2557914"/>
             <wp:effectExtent l="19050" t="19050" r="22225" b="13970"/>
             <wp:docPr id="1702139848" name="Picture 14"/>
@@ -9267,7 +8818,7 @@
           <w:noProof/>
         </w:rPr>
         <w:drawing>
-          <wp:inline distT="0" distB="0" distL="0" distR="0" wp14:anchorId="6B3D7F29" wp14:editId="314446D3">
+          <wp:inline distT="0" distB="0" distL="0" distR="0" wp14:anchorId="0AAB1FE4" wp14:editId="61F3207A">
             <wp:extent cx="1140312" cy="2560320"/>
             <wp:effectExtent l="19050" t="19050" r="22225" b="11430"/>
             <wp:docPr id="1388091749" name="Picture 15"/>
@@ -9434,21 +8985,7 @@
           <w:sz w:val="24"/>
           <w:szCs w:val="24"/>
         </w:rPr>
-        <w:t>Expert</w:t>
-      </w:r>
-      <w:r>
-        <w:rPr>
-          <w:sz w:val="24"/>
-          <w:szCs w:val="24"/>
-        </w:rPr>
-        <w:t xml:space="preserve"> </w:t>
-      </w:r>
-      <w:r>
-        <w:rPr>
-          <w:sz w:val="24"/>
-          <w:szCs w:val="24"/>
-        </w:rPr>
-        <w:t>Interfaces</w:t>
+        <w:t>Expert Interfaces</w:t>
       </w:r>
       <w:bookmarkEnd w:id="29"/>
     </w:p>
@@ -9463,7 +9000,6 @@
       </w:pPr>
       <w:bookmarkStart w:id="30" w:name="_Toc223505628"/>
       <w:r>
-        <w:lastRenderedPageBreak/>
         <w:t>How to</w:t>
       </w:r>
       <w:bookmarkEnd w:id="30"/>
@@ -9505,15 +9041,7 @@
         </w:numPr>
       </w:pPr>
       <w:r>
-        <w:t xml:space="preserve">Open the </w:t>
-      </w:r>
-      <w:proofErr w:type="spellStart"/>
-      <w:r>
-        <w:t>Nekhlawi</w:t>
-      </w:r>
-      <w:proofErr w:type="spellEnd"/>
-      <w:r>
-        <w:t xml:space="preserve"> app</w:t>
+        <w:t>Open the Nekhlawi app</w:t>
       </w:r>
     </w:p>
     <w:p>
@@ -9583,7 +9111,6 @@
       <w:pPr>
         <w:pStyle w:val="a2"/>
         <w:rPr>
-          <w:rFonts w:hint="cs"/>
           <w:rtl/>
         </w:rPr>
       </w:pPr>
@@ -9702,10 +9229,7 @@
         </w:numPr>
       </w:pPr>
       <w:r>
-        <w:t xml:space="preserve">Tap </w:t>
-      </w:r>
-      <w:r>
-        <w:t>Profile</w:t>
+        <w:t>Tap Profile</w:t>
       </w:r>
     </w:p>
     <w:p>
@@ -9798,7 +9322,6 @@
         </w:numPr>
       </w:pPr>
       <w:r>
-        <w:lastRenderedPageBreak/>
         <w:t>Tap Scan Palm</w:t>
       </w:r>
     </w:p>
@@ -9872,21 +9395,7 @@
           <w:sz w:val="24"/>
           <w:szCs w:val="24"/>
         </w:rPr>
-        <w:t>How to Book an Expert</w:t>
-      </w:r>
-      <w:r>
-        <w:rPr>
-          <w:sz w:val="24"/>
-          <w:szCs w:val="24"/>
-        </w:rPr>
-        <w:t xml:space="preserve"> </w:t>
-      </w:r>
-      <w:r>
-        <w:rPr>
-          <w:sz w:val="24"/>
-          <w:szCs w:val="24"/>
-        </w:rPr>
-        <w:t>Session</w:t>
+        <w:t>How to Book an Expert Session</w:t>
       </w:r>
     </w:p>
     <w:p>
@@ -9910,13 +9419,7 @@
         </w:numPr>
       </w:pPr>
       <w:r>
-        <w:t xml:space="preserve">Tap Scan </w:t>
-      </w:r>
-      <w:r>
-        <w:t xml:space="preserve">Booking </w:t>
-      </w:r>
-      <w:r>
-        <w:t>Experts Section</w:t>
+        <w:t>Tap Scan Booking Experts Section</w:t>
       </w:r>
     </w:p>
     <w:p>
@@ -10040,10 +9543,7 @@
         </w:numPr>
       </w:pPr>
       <w:r>
-        <w:t xml:space="preserve">Tap </w:t>
-      </w:r>
-      <w:r>
-        <w:t>Mini Wiki</w:t>
+        <w:t>Tap Mini Wiki</w:t>
       </w:r>
     </w:p>
     <w:p>
@@ -10055,10 +9555,7 @@
         </w:numPr>
       </w:pPr>
       <w:r>
-        <w:t xml:space="preserve">Browse </w:t>
-      </w:r>
-      <w:r>
-        <w:t>Palm Care Articles</w:t>
+        <w:t>Browse Palm Care Articles</w:t>
       </w:r>
     </w:p>
     <w:p>
@@ -10122,10 +9619,7 @@
         </w:numPr>
       </w:pPr>
       <w:r>
-        <w:t xml:space="preserve">Tap </w:t>
-      </w:r>
-      <w:r>
-        <w:t>History</w:t>
+        <w:t>Tap History</w:t>
       </w:r>
     </w:p>
     <w:p>
@@ -10135,12 +9629,8 @@
           <w:ilvl w:val="0"/>
           <w:numId w:val="13"/>
         </w:numPr>
-        <w:rPr>
-          <w:rFonts w:hint="cs"/>
-        </w:rPr>
-      </w:pPr>
-      <w:r>
-        <w:lastRenderedPageBreak/>
+      </w:pPr>
+      <w:r>
         <w:t>View previous consultations and bookings</w:t>
       </w:r>
     </w:p>
@@ -10361,9 +9851,6 @@
     <w:p>
       <w:pPr>
         <w:pStyle w:val="a2"/>
-        <w:rPr>
-          <w:rFonts w:hint="cs"/>
-        </w:rPr>
       </w:pPr>
       <w:r>
         <w:t xml:space="preserve">For any </w:t>
@@ -10381,10 +9868,7 @@
         <w:t>contact the development team</w:t>
       </w:r>
       <w:r>
-        <w:t xml:space="preserve"> via </w:t>
-      </w:r>
-      <w:r>
-        <w:t xml:space="preserve">the project email: </w:t>
+        <w:t xml:space="preserve"> via the project email: </w:t>
       </w:r>
       <w:hyperlink r:id="rId24" w:history="1">
         <w:r>
@@ -10408,6 +9892,26 @@
           <w:b/>
           <w:color w:val="000000"/>
         </w:rPr>
+        <w:sectPr>
+          <w:headerReference w:type="default" r:id="rId25"/>
+          <w:footerReference w:type="default" r:id="rId26"/>
+          <w:headerReference w:type="first" r:id="rId27"/>
+          <w:footerReference w:type="first" r:id="rId28"/>
+          <w:pgSz w:w="11906" w:h="16838"/>
+          <w:pgMar w:top="1440" w:right="1440" w:bottom="1440" w:left="1440" w:header="720" w:footer="720" w:gutter="0"/>
+          <w:pgBorders w:offsetFrom="page">
+            <w:top w:val="single" w:sz="8" w:space="24" w:color="275317" w:themeColor="accent6" w:themeShade="80"/>
+            <w:left w:val="single" w:sz="8" w:space="24" w:color="275317" w:themeColor="accent6" w:themeShade="80"/>
+            <w:bottom w:val="single" w:sz="8" w:space="24" w:color="275317" w:themeColor="accent6" w:themeShade="80"/>
+            <w:right w:val="single" w:sz="8" w:space="24" w:color="275317" w:themeColor="accent6" w:themeShade="80"/>
+          </w:pgBorders>
+          <w:pgNumType w:start="0"/>
+          <w:cols w:space="720"/>
+          <w:titlePg/>
+          <w:bidi/>
+          <w:rtlGutter/>
+          <w:docGrid w:linePitch="360"/>
+        </w:sectPr>
       </w:pPr>
       <w:r>
         <w:rPr>
@@ -10415,22 +9919,26 @@
           <w:b/>
           <w:color w:val="000000"/>
         </w:rPr>
-        <w:t xml:space="preserve">                                                                                                                                                                                                                               </w:t>
-      </w:r>
-      <w:r>
+        <w:t xml:space="preserve">                                                                                                                                                                                                                                                                                                                                  </w:t>
+      </w:r>
+    </w:p>
+    <w:p>
+      <w:pPr>
+        <w:bidi w:val="0"/>
+        <w:spacing w:after="240" w:line="276" w:lineRule="auto"/>
+        <w:jc w:val="both"/>
         <w:rPr>
           <w:rFonts w:asciiTheme="majorBidi" w:hAnsiTheme="majorBidi"/>
           <w:b/>
           <w:color w:val="000000"/>
         </w:rPr>
-        <w:t xml:space="preserve">                                                                                                   </w:t>
-      </w:r>
+      </w:pPr>
     </w:p>
     <w:sectPr>
-      <w:headerReference w:type="default" r:id="rId25"/>
-      <w:footerReference w:type="default" r:id="rId26"/>
-      <w:headerReference w:type="first" r:id="rId27"/>
-      <w:footerReference w:type="first" r:id="rId28"/>
+      <w:headerReference w:type="default" r:id="rId29"/>
+      <w:footerReference w:type="default" r:id="rId30"/>
+      <w:headerReference w:type="first" r:id="rId31"/>
+      <w:footerReference w:type="first" r:id="rId32"/>
       <w:pgSz w:w="11906" w:h="16838"/>
       <w:pgMar w:top="1440" w:right="1440" w:bottom="1440" w:left="1440" w:header="720" w:footer="720" w:gutter="0"/>
       <w:pgBorders w:offsetFrom="page">
@@ -10481,7 +9989,6 @@
     <w:pPr>
       <w:pStyle w:val="Footer"/>
       <w:rPr>
-        <w:rFonts w:hint="cs"/>
         <w:rtl/>
       </w:rPr>
     </w:pPr>
@@ -10493,23 +10000,111 @@
         <w:sz w:val="20"/>
         <w:szCs w:val="20"/>
       </w:rPr>
-      <w:t xml:space="preserve">© 2026 </w:t>
+      <w:t>© 2026 Nekhlawi Project Team – Imam Abdulrahman Bin Faisal University</w:t>
     </w:r>
-    <w:proofErr w:type="spellStart"/>
     <w:r>
       <w:rPr>
         <w:sz w:val="20"/>
         <w:szCs w:val="20"/>
       </w:rPr>
-      <w:t>Nekhlawi</w:t>
+      <w:t xml:space="preserve">                            </w:t>
     </w:r>
-    <w:proofErr w:type="spellEnd"/>
     <w:r>
       <w:rPr>
         <w:sz w:val="20"/>
         <w:szCs w:val="20"/>
       </w:rPr>
-      <w:t xml:space="preserve"> Project Team – Imam Abdulrahman Bin Faisal University</w:t>
+      <w:t xml:space="preserve">    </w:t>
+    </w:r>
+    <w:r>
+      <w:rPr>
+        <w:rFonts w:asciiTheme="majorHAnsi" w:eastAsiaTheme="majorEastAsia" w:hAnsiTheme="majorHAnsi"/>
+        <w:sz w:val="20"/>
+        <w:szCs w:val="20"/>
+      </w:rPr>
+      <w:t xml:space="preserve">pg. </w:t>
+    </w:r>
+    <w:r>
+      <w:rPr>
+        <w:rFonts w:cstheme="minorBidi"/>
+        <w:sz w:val="20"/>
+        <w:szCs w:val="20"/>
+      </w:rPr>
+      <w:fldChar w:fldCharType="begin"/>
+    </w:r>
+    <w:r>
+      <w:rPr>
+        <w:sz w:val="20"/>
+        <w:szCs w:val="20"/>
+      </w:rPr>
+      <w:instrText xml:space="preserve"> PAGE    \* MERGEFORMAT </w:instrText>
+    </w:r>
+    <w:r>
+      <w:rPr>
+        <w:rFonts w:cstheme="minorBidi"/>
+        <w:sz w:val="20"/>
+        <w:szCs w:val="20"/>
+      </w:rPr>
+      <w:fldChar w:fldCharType="separate"/>
+    </w:r>
+    <w:r>
+      <w:rPr>
+        <w:rFonts w:asciiTheme="majorHAnsi" w:eastAsiaTheme="majorEastAsia" w:hAnsiTheme="majorHAnsi"/>
+        <w:noProof/>
+        <w:sz w:val="20"/>
+        <w:szCs w:val="20"/>
+      </w:rPr>
+      <w:t>2</w:t>
+    </w:r>
+    <w:r>
+      <w:rPr>
+        <w:rFonts w:asciiTheme="majorHAnsi" w:eastAsiaTheme="majorEastAsia" w:hAnsiTheme="majorHAnsi"/>
+        <w:noProof/>
+        <w:sz w:val="20"/>
+        <w:szCs w:val="20"/>
+      </w:rPr>
+      <w:fldChar w:fldCharType="end"/>
+    </w:r>
+    <w:r>
+      <w:rPr>
+        <w:rFonts w:hint="cs"/>
+        <w:rtl/>
+      </w:rPr>
+      <w:t xml:space="preserve">                                                                                       </w:t>
+    </w:r>
+  </w:p>
+</w:ftr>
+</file>
+
+<file path=word/footer2.xml><?xml version="1.0" encoding="utf-8"?>
+<w:ftr xmlns:wpc="http://schemas.microsoft.com/office/word/2010/wordprocessingCanvas" xmlns:cx="http://schemas.microsoft.com/office/drawing/2014/chartex" xmlns:cx1="http://schemas.microsoft.com/office/drawing/2015/9/8/chartex" xmlns:cx2="http://schemas.microsoft.com/office/drawing/2015/10/21/chartex" xmlns:cx3="http://schemas.microsoft.com/office/drawing/2016/5/9/chartex" xmlns:cx4="http://schemas.microsoft.com/office/drawing/2016/5/10/chartex" xmlns:cx5="http://schemas.microsoft.com/office/drawing/2016/5/11/chartex" xmlns:cx6="http://schemas.microsoft.com/office/drawing/2016/5/12/chartex" xmlns:cx7="http://schemas.microsoft.com/office/drawing/2016/5/13/chartex" xmlns:cx8="http://schemas.microsoft.com/office/drawing/2016/5/14/chartex" xmlns:mc="http://schemas.openxmlformats.org/markup-compatibility/2006" xmlns:aink="http://schemas.microsoft.com/office/drawing/2016/ink" xmlns:am3d="http://schemas.microsoft.com/office/drawing/2017/model3d" xmlns:o="urn:schemas-microsoft-com:office:office" xmlns:oel="http://schemas.microsoft.com/office/2019/extlst" xmlns:r="http://schemas.openxmlformats.org/officeDocument/2006/relationships" xmlns:m="http://schemas.openxmlformats.org/officeDocument/2006/math" xmlns:v="urn:schemas-microsoft-com:vml" xmlns:wp14="http://schemas.microsoft.com/office/word/2010/wordprocessingDrawing" xmlns:wp="http://schemas.openxmlformats.org/drawingml/2006/wordprocessingDrawing" xmlns:w10="urn:schemas-microsoft-com:office:word" xmlns:w="http://schemas.openxmlformats.org/wordprocessingml/2006/main" xmlns:w14="http://schemas.microsoft.com/office/word/2010/wordml" xmlns:w15="http://schemas.microsoft.com/office/word/2012/wordml" xmlns:w16cex="http://schemas.microsoft.com/office/word/2018/wordml/cex" xmlns:w16cid="http://schemas.microsoft.com/office/word/2016/wordml/cid" xmlns:w16="http://schemas.microsoft.com/office/word/2018/wordml" xmlns:w16du="http://schemas.microsoft.com/office/word/2023/wordml/word16du" xmlns:w16sdtdh="http://schemas.microsoft.com/office/word/2020/wordml/sdtdatahash" xmlns:w16sdtfl="http://schemas.microsoft.com/office/word/2024/wordml/sdtformatlock" xmlns:w16se="http://schemas.microsoft.com/office/word/2015/wordml/symex" xmlns:wpg="http://schemas.microsoft.com/office/word/2010/wordprocessingGroup" xmlns:wpi="http://schemas.microsoft.com/office/word/2010/wordprocessingInk" xmlns:wne="http://schemas.microsoft.com/office/word/2006/wordml" xmlns:wps="http://schemas.microsoft.com/office/word/2010/wordprocessingShape" mc:Ignorable="w14 w15 w16se w16cid w16 w16cex w16sdtdh w16sdtfl w16du wp14">
+  <w:p>
+    <w:pPr>
+      <w:pStyle w:val="Footer"/>
+      <w:jc w:val="center"/>
+    </w:pPr>
+  </w:p>
+</w:ftr>
+</file>
+
+<file path=word/footer3.xml><?xml version="1.0" encoding="utf-8"?>
+<w:ftr xmlns:wpc="http://schemas.microsoft.com/office/word/2010/wordprocessingCanvas" xmlns:cx="http://schemas.microsoft.com/office/drawing/2014/chartex" xmlns:cx1="http://schemas.microsoft.com/office/drawing/2015/9/8/chartex" xmlns:cx2="http://schemas.microsoft.com/office/drawing/2015/10/21/chartex" xmlns:cx3="http://schemas.microsoft.com/office/drawing/2016/5/9/chartex" xmlns:cx4="http://schemas.microsoft.com/office/drawing/2016/5/10/chartex" xmlns:cx5="http://schemas.microsoft.com/office/drawing/2016/5/11/chartex" xmlns:cx6="http://schemas.microsoft.com/office/drawing/2016/5/12/chartex" xmlns:cx7="http://schemas.microsoft.com/office/drawing/2016/5/13/chartex" xmlns:cx8="http://schemas.microsoft.com/office/drawing/2016/5/14/chartex" xmlns:mc="http://schemas.openxmlformats.org/markup-compatibility/2006" xmlns:aink="http://schemas.microsoft.com/office/drawing/2016/ink" xmlns:am3d="http://schemas.microsoft.com/office/drawing/2017/model3d" xmlns:o="urn:schemas-microsoft-com:office:office" xmlns:oel="http://schemas.microsoft.com/office/2019/extlst" xmlns:r="http://schemas.openxmlformats.org/officeDocument/2006/relationships" xmlns:m="http://schemas.openxmlformats.org/officeDocument/2006/math" xmlns:v="urn:schemas-microsoft-com:vml" xmlns:wp14="http://schemas.microsoft.com/office/word/2010/wordprocessingDrawing" xmlns:wp="http://schemas.openxmlformats.org/drawingml/2006/wordprocessingDrawing" xmlns:w10="urn:schemas-microsoft-com:office:word" xmlns:w="http://schemas.openxmlformats.org/wordprocessingml/2006/main" xmlns:w14="http://schemas.microsoft.com/office/word/2010/wordml" xmlns:w15="http://schemas.microsoft.com/office/word/2012/wordml" xmlns:w16cex="http://schemas.microsoft.com/office/word/2018/wordml/cex" xmlns:w16cid="http://schemas.microsoft.com/office/word/2016/wordml/cid" xmlns:w16="http://schemas.microsoft.com/office/word/2018/wordml" xmlns:w16du="http://schemas.microsoft.com/office/word/2023/wordml/word16du" xmlns:w16sdtdh="http://schemas.microsoft.com/office/word/2020/wordml/sdtdatahash" xmlns:w16sdtfl="http://schemas.microsoft.com/office/word/2024/wordml/sdtformatlock" xmlns:w16se="http://schemas.microsoft.com/office/word/2015/wordml/symex" xmlns:wpg="http://schemas.microsoft.com/office/word/2010/wordprocessingGroup" xmlns:wpi="http://schemas.microsoft.com/office/word/2010/wordprocessingInk" xmlns:wne="http://schemas.microsoft.com/office/word/2006/wordml" xmlns:wps="http://schemas.microsoft.com/office/word/2010/wordprocessingShape" mc:Ignorable="w14 w15 w16se w16cid w16 w16cex w16sdtdh w16sdtfl w16du wp14">
+  <w:p>
+    <w:pPr>
+      <w:pStyle w:val="Footer"/>
+      <w:rPr>
+        <w:rtl/>
+      </w:rPr>
+    </w:pPr>
+    <w:r>
+      <w:t xml:space="preserve"> </w:t>
+    </w:r>
+    <w:r>
+      <w:rPr>
+        <w:sz w:val="20"/>
+        <w:szCs w:val="20"/>
+      </w:rPr>
+      <w:t>© 2026 Nekhlawi Project Team – Imam Abdulrahman Bin Faisal University</w:t>
     </w:r>
     <w:r>
       <w:rPr>
@@ -10592,15 +10187,12 @@
 </w:ftr>
 </file>
 
-<file path=word/footer2.xml><?xml version="1.0" encoding="utf-8"?>
+<file path=word/footer4.xml><?xml version="1.0" encoding="utf-8"?>
 <w:ftr xmlns:wpc="http://schemas.microsoft.com/office/word/2010/wordprocessingCanvas" xmlns:cx="http://schemas.microsoft.com/office/drawing/2014/chartex" xmlns:cx1="http://schemas.microsoft.com/office/drawing/2015/9/8/chartex" xmlns:cx2="http://schemas.microsoft.com/office/drawing/2015/10/21/chartex" xmlns:cx3="http://schemas.microsoft.com/office/drawing/2016/5/9/chartex" xmlns:cx4="http://schemas.microsoft.com/office/drawing/2016/5/10/chartex" xmlns:cx5="http://schemas.microsoft.com/office/drawing/2016/5/11/chartex" xmlns:cx6="http://schemas.microsoft.com/office/drawing/2016/5/12/chartex" xmlns:cx7="http://schemas.microsoft.com/office/drawing/2016/5/13/chartex" xmlns:cx8="http://schemas.microsoft.com/office/drawing/2016/5/14/chartex" xmlns:mc="http://schemas.openxmlformats.org/markup-compatibility/2006" xmlns:aink="http://schemas.microsoft.com/office/drawing/2016/ink" xmlns:am3d="http://schemas.microsoft.com/office/drawing/2017/model3d" xmlns:o="urn:schemas-microsoft-com:office:office" xmlns:oel="http://schemas.microsoft.com/office/2019/extlst" xmlns:r="http://schemas.openxmlformats.org/officeDocument/2006/relationships" xmlns:m="http://schemas.openxmlformats.org/officeDocument/2006/math" xmlns:v="urn:schemas-microsoft-com:vml" xmlns:wp14="http://schemas.microsoft.com/office/word/2010/wordprocessingDrawing" xmlns:wp="http://schemas.openxmlformats.org/drawingml/2006/wordprocessingDrawing" xmlns:w10="urn:schemas-microsoft-com:office:word" xmlns:w="http://schemas.openxmlformats.org/wordprocessingml/2006/main" xmlns:w14="http://schemas.microsoft.com/office/word/2010/wordml" xmlns:w15="http://schemas.microsoft.com/office/word/2012/wordml" xmlns:w16cex="http://schemas.microsoft.com/office/word/2018/wordml/cex" xmlns:w16cid="http://schemas.microsoft.com/office/word/2016/wordml/cid" xmlns:w16="http://schemas.microsoft.com/office/word/2018/wordml" xmlns:w16du="http://schemas.microsoft.com/office/word/2023/wordml/word16du" xmlns:w16sdtdh="http://schemas.microsoft.com/office/word/2020/wordml/sdtdatahash" xmlns:w16sdtfl="http://schemas.microsoft.com/office/word/2024/wordml/sdtformatlock" xmlns:w16se="http://schemas.microsoft.com/office/word/2015/wordml/symex" xmlns:wpg="http://schemas.microsoft.com/office/word/2010/wordprocessingGroup" xmlns:wpi="http://schemas.microsoft.com/office/word/2010/wordprocessingInk" xmlns:wne="http://schemas.microsoft.com/office/word/2006/wordml" xmlns:wps="http://schemas.microsoft.com/office/word/2010/wordprocessingShape" mc:Ignorable="w14 w15 w16se w16cid w16 w16cex w16sdtdh w16sdtfl w16du wp14">
   <w:p>
     <w:pPr>
       <w:pStyle w:val="Footer"/>
       <w:jc w:val="center"/>
-      <w:rPr>
-        <w:rFonts w:hint="cs"/>
-      </w:rPr>
     </w:pPr>
   </w:p>
 </w:ftr>
@@ -10644,7 +10236,6 @@
         <w:szCs w:val="20"/>
       </w:rPr>
     </w:pPr>
-    <w:proofErr w:type="spellStart"/>
     <w:r>
       <w:rPr>
         <w:rFonts w:asciiTheme="majorHAnsi" w:hAnsiTheme="majorHAnsi" w:cstheme="majorHAnsi"/>
@@ -10653,28 +10244,7 @@
         <w:sz w:val="20"/>
         <w:szCs w:val="20"/>
       </w:rPr>
-      <w:t>Nekhlawi</w:t>
-    </w:r>
-    <w:proofErr w:type="spellEnd"/>
-    <w:r>
-      <w:rPr>
-        <w:rFonts w:asciiTheme="majorHAnsi" w:hAnsiTheme="majorHAnsi" w:cstheme="majorHAnsi"/>
-        <w:b/>
-        <w:bCs/>
-        <w:sz w:val="20"/>
-        <w:szCs w:val="20"/>
-      </w:rPr>
-      <w:t xml:space="preserve"> </w:t>
-    </w:r>
-    <w:r>
-      <w:rPr>
-        <w:rFonts w:asciiTheme="majorHAnsi" w:hAnsiTheme="majorHAnsi" w:cstheme="majorHAnsi"/>
-        <w:b/>
-        <w:bCs/>
-        <w:sz w:val="20"/>
-        <w:szCs w:val="20"/>
-      </w:rPr>
-      <w:t>User Manual</w:t>
+      <w:t>Nekhlawi User Manual</w:t>
     </w:r>
   </w:p>
   <w:p>
@@ -10699,9 +10269,315 @@
   <w:p>
     <w:pPr>
       <w:pStyle w:val="Header"/>
+    </w:pPr>
+    <w:r>
       <w:rPr>
-        <w:rFonts w:hint="cs"/>
+        <w:noProof/>
       </w:rPr>
+      <mc:AlternateContent>
+        <mc:Choice Requires="wps">
+          <w:drawing>
+            <wp:anchor distT="0" distB="0" distL="114300" distR="114300" simplePos="0" relativeHeight="251664384" behindDoc="0" locked="0" layoutInCell="1" hidden="0" allowOverlap="1" wp14:anchorId="797A4051" wp14:editId="620267D3">
+              <wp:simplePos x="0" y="0"/>
+              <wp:positionH relativeFrom="column">
+                <wp:posOffset>-675333</wp:posOffset>
+              </wp:positionH>
+              <wp:positionV relativeFrom="paragraph">
+                <wp:posOffset>-280219</wp:posOffset>
+              </wp:positionV>
+              <wp:extent cx="3368675" cy="599768"/>
+              <wp:effectExtent l="0" t="0" r="0" b="0"/>
+              <wp:wrapNone/>
+              <wp:docPr id="140001573" name="Rectangle 140001573"/>
+              <wp:cNvGraphicFramePr/>
+              <a:graphic xmlns:a="http://schemas.openxmlformats.org/drawingml/2006/main">
+                <a:graphicData uri="http://schemas.microsoft.com/office/word/2010/wordprocessingShape">
+                  <wps:wsp>
+                    <wps:cNvSpPr/>
+                    <wps:spPr>
+                      <a:xfrm>
+                        <a:off x="0" y="0"/>
+                        <a:ext cx="3368675" cy="599768"/>
+                      </a:xfrm>
+                      <a:prstGeom prst="rect">
+                        <a:avLst/>
+                      </a:prstGeom>
+                      <a:noFill/>
+                      <a:ln>
+                        <a:noFill/>
+                      </a:ln>
+                    </wps:spPr>
+                    <wps:txbx>
+                      <w:txbxContent>
+                        <w:p>
+                          <w:pPr>
+                            <w:bidi w:val="0"/>
+                            <w:spacing w:after="0" w:line="240" w:lineRule="auto"/>
+                            <w:textDirection w:val="btLr"/>
+                          </w:pPr>
+                          <w:r>
+                            <w:rPr>
+                              <w:color w:val="000000"/>
+                              <w:sz w:val="16"/>
+                            </w:rPr>
+                            <w:t>Kingdom of Saudi Arabia</w:t>
+                          </w:r>
+                        </w:p>
+                        <w:p>
+                          <w:pPr>
+                            <w:bidi w:val="0"/>
+                            <w:spacing w:after="0" w:line="240" w:lineRule="auto"/>
+                            <w:textDirection w:val="btLr"/>
+                          </w:pPr>
+                          <w:r>
+                            <w:rPr>
+                              <w:color w:val="000000"/>
+                              <w:sz w:val="16"/>
+                            </w:rPr>
+                            <w:t>Ministry of Higher Education</w:t>
+                          </w:r>
+                        </w:p>
+                        <w:p>
+                          <w:pPr>
+                            <w:bidi w:val="0"/>
+                            <w:spacing w:after="0" w:line="240" w:lineRule="auto"/>
+                            <w:textDirection w:val="btLr"/>
+                          </w:pPr>
+                          <w:r>
+                            <w:rPr>
+                              <w:color w:val="000000"/>
+                              <w:sz w:val="16"/>
+                            </w:rPr>
+                            <w:t>Imam Abdulrahman Bin Faisal University</w:t>
+                          </w:r>
+                        </w:p>
+                        <w:p>
+                          <w:pPr>
+                            <w:bidi w:val="0"/>
+                            <w:spacing w:after="0" w:line="240" w:lineRule="auto"/>
+                            <w:textDirection w:val="btLr"/>
+                          </w:pPr>
+                          <w:r>
+                            <w:rPr>
+                              <w:color w:val="000000"/>
+                              <w:sz w:val="16"/>
+                            </w:rPr>
+                            <w:t>College of Computer Sciences &amp; Information Technology</w:t>
+                          </w:r>
+                        </w:p>
+                        <w:p>
+                          <w:pPr>
+                            <w:bidi w:val="0"/>
+                            <w:spacing w:after="0" w:line="240" w:lineRule="auto"/>
+                            <w:textDirection w:val="btLr"/>
+                          </w:pPr>
+                        </w:p>
+                        <w:p>
+                          <w:pPr>
+                            <w:bidi w:val="0"/>
+                            <w:spacing w:line="275" w:lineRule="auto"/>
+                            <w:jc w:val="right"/>
+                            <w:textDirection w:val="btLr"/>
+                          </w:pPr>
+                        </w:p>
+                      </w:txbxContent>
+                    </wps:txbx>
+                    <wps:bodyPr spcFirstLastPara="1" wrap="square" lIns="91425" tIns="45700" rIns="91425" bIns="45700" anchor="t" anchorCtr="0">
+                      <a:noAutofit/>
+                    </wps:bodyPr>
+                  </wps:wsp>
+                </a:graphicData>
+              </a:graphic>
+              <wp14:sizeRelH relativeFrom="margin">
+                <wp14:pctWidth>0</wp14:pctWidth>
+              </wp14:sizeRelH>
+              <wp14:sizeRelV relativeFrom="margin">
+                <wp14:pctHeight>0</wp14:pctHeight>
+              </wp14:sizeRelV>
+            </wp:anchor>
+          </w:drawing>
+        </mc:Choice>
+        <mc:Fallback>
+          <w:pict>
+            <v:rect w14:anchorId="797A4051" id="Rectangle 140001573" o:spid="_x0000_s1026" style="position:absolute;left:0;text-align:left;margin-left:-53.2pt;margin-top:-22.05pt;width:265.25pt;height:47.25pt;z-index:251664384;visibility:visible;mso-wrap-style:square;mso-width-percent:0;mso-height-percent:0;mso-wrap-distance-left:9pt;mso-wrap-distance-top:0;mso-wrap-distance-right:9pt;mso-wrap-distance-bottom:0;mso-position-horizontal:absolute;mso-position-horizontal-relative:text;mso-position-vertical:absolute;mso-position-vertical-relative:text;mso-width-percent:0;mso-height-percent:0;mso-width-relative:margin;mso-height-relative:margin;v-text-anchor:top" o:gfxdata="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" filled="f" stroked="f">
+              <v:textbox inset="2.53958mm,1.2694mm,2.53958mm,1.2694mm">
+                <w:txbxContent>
+                  <w:p>
+                    <w:pPr>
+                      <w:bidi w:val="0"/>
+                      <w:spacing w:after="0" w:line="240" w:lineRule="auto"/>
+                      <w:textDirection w:val="btLr"/>
+                    </w:pPr>
+                    <w:r>
+                      <w:rPr>
+                        <w:color w:val="000000"/>
+                        <w:sz w:val="16"/>
+                      </w:rPr>
+                      <w:t>Kingdom of Saudi Arabia</w:t>
+                    </w:r>
+                  </w:p>
+                  <w:p>
+                    <w:pPr>
+                      <w:bidi w:val="0"/>
+                      <w:spacing w:after="0" w:line="240" w:lineRule="auto"/>
+                      <w:textDirection w:val="btLr"/>
+                    </w:pPr>
+                    <w:r>
+                      <w:rPr>
+                        <w:color w:val="000000"/>
+                        <w:sz w:val="16"/>
+                      </w:rPr>
+                      <w:t>Ministry of Higher Education</w:t>
+                    </w:r>
+                  </w:p>
+                  <w:p>
+                    <w:pPr>
+                      <w:bidi w:val="0"/>
+                      <w:spacing w:after="0" w:line="240" w:lineRule="auto"/>
+                      <w:textDirection w:val="btLr"/>
+                    </w:pPr>
+                    <w:r>
+                      <w:rPr>
+                        <w:color w:val="000000"/>
+                        <w:sz w:val="16"/>
+                      </w:rPr>
+                      <w:t>Imam Abdulrahman Bin Faisal University</w:t>
+                    </w:r>
+                  </w:p>
+                  <w:p>
+                    <w:pPr>
+                      <w:bidi w:val="0"/>
+                      <w:spacing w:after="0" w:line="240" w:lineRule="auto"/>
+                      <w:textDirection w:val="btLr"/>
+                    </w:pPr>
+                    <w:r>
+                      <w:rPr>
+                        <w:color w:val="000000"/>
+                        <w:sz w:val="16"/>
+                      </w:rPr>
+                      <w:t>College of Computer Sciences &amp; Information Technology</w:t>
+                    </w:r>
+                  </w:p>
+                  <w:p>
+                    <w:pPr>
+                      <w:bidi w:val="0"/>
+                      <w:spacing w:after="0" w:line="240" w:lineRule="auto"/>
+                      <w:textDirection w:val="btLr"/>
+                    </w:pPr>
+                  </w:p>
+                  <w:p>
+                    <w:pPr>
+                      <w:bidi w:val="0"/>
+                      <w:spacing w:line="275" w:lineRule="auto"/>
+                      <w:jc w:val="right"/>
+                      <w:textDirection w:val="btLr"/>
+                    </w:pPr>
+                  </w:p>
+                </w:txbxContent>
+              </v:textbox>
+            </v:rect>
+          </w:pict>
+        </mc:Fallback>
+      </mc:AlternateContent>
+    </w:r>
+    <w:r>
+      <w:rPr>
+        <w:noProof/>
+      </w:rPr>
+      <w:drawing>
+        <wp:anchor distT="0" distB="0" distL="114300" distR="114300" simplePos="0" relativeHeight="251663360" behindDoc="0" locked="0" layoutInCell="1" hidden="0" allowOverlap="1" wp14:anchorId="1155E1FF" wp14:editId="26CBAD09">
+          <wp:simplePos x="0" y="0"/>
+          <wp:positionH relativeFrom="column">
+            <wp:posOffset>3130325</wp:posOffset>
+          </wp:positionH>
+          <wp:positionV relativeFrom="paragraph">
+            <wp:posOffset>-235974</wp:posOffset>
+          </wp:positionV>
+          <wp:extent cx="3198495" cy="497205"/>
+          <wp:effectExtent l="0" t="0" r="0" b="0"/>
+          <wp:wrapNone/>
+          <wp:docPr id="1737199559" name="image17.png" descr="A black background with blue text&#10;&#10;AI-generated content may be incorrect."/>
+          <wp:cNvGraphicFramePr/>
+          <a:graphic xmlns:a="http://schemas.openxmlformats.org/drawingml/2006/main">
+            <a:graphicData uri="http://schemas.openxmlformats.org/drawingml/2006/picture">
+              <pic:pic xmlns:pic="http://schemas.openxmlformats.org/drawingml/2006/picture">
+                <pic:nvPicPr>
+                  <pic:cNvPr id="0" name="image17.png" descr="A black background with blue text&#10;&#10;AI-generated content may be incorrect."/>
+                  <pic:cNvPicPr preferRelativeResize="0"/>
+                </pic:nvPicPr>
+                <pic:blipFill>
+                  <a:blip r:embed="rId1"/>
+                  <a:srcRect/>
+                  <a:stretch>
+                    <a:fillRect/>
+                  </a:stretch>
+                </pic:blipFill>
+                <pic:spPr>
+                  <a:xfrm>
+                    <a:off x="0" y="0"/>
+                    <a:ext cx="3198495" cy="497205"/>
+                  </a:xfrm>
+                  <a:prstGeom prst="rect">
+                    <a:avLst/>
+                  </a:prstGeom>
+                  <a:ln/>
+                </pic:spPr>
+              </pic:pic>
+            </a:graphicData>
+          </a:graphic>
+        </wp:anchor>
+      </w:drawing>
+    </w:r>
+  </w:p>
+</w:hdr>
+</file>
+
+<file path=word/header3.xml><?xml version="1.0" encoding="utf-8"?>
+<w:hdr xmlns:wpc="http://schemas.microsoft.com/office/word/2010/wordprocessingCanvas" xmlns:cx="http://schemas.microsoft.com/office/drawing/2014/chartex" xmlns:cx1="http://schemas.microsoft.com/office/drawing/2015/9/8/chartex" xmlns:cx2="http://schemas.microsoft.com/office/drawing/2015/10/21/chartex" xmlns:cx3="http://schemas.microsoft.com/office/drawing/2016/5/9/chartex" xmlns:cx4="http://schemas.microsoft.com/office/drawing/2016/5/10/chartex" xmlns:cx5="http://schemas.microsoft.com/office/drawing/2016/5/11/chartex" xmlns:cx6="http://schemas.microsoft.com/office/drawing/2016/5/12/chartex" xmlns:cx7="http://schemas.microsoft.com/office/drawing/2016/5/13/chartex" xmlns:cx8="http://schemas.microsoft.com/office/drawing/2016/5/14/chartex" xmlns:mc="http://schemas.openxmlformats.org/markup-compatibility/2006" xmlns:aink="http://schemas.microsoft.com/office/drawing/2016/ink" xmlns:am3d="http://schemas.microsoft.com/office/drawing/2017/model3d" xmlns:o="urn:schemas-microsoft-com:office:office" xmlns:oel="http://schemas.microsoft.com/office/2019/extlst" xmlns:r="http://schemas.openxmlformats.org/officeDocument/2006/relationships" xmlns:m="http://schemas.openxmlformats.org/officeDocument/2006/math" xmlns:v="urn:schemas-microsoft-com:vml" xmlns:wp14="http://schemas.microsoft.com/office/word/2010/wordprocessingDrawing" xmlns:wp="http://schemas.openxmlformats.org/drawingml/2006/wordprocessingDrawing" xmlns:w10="urn:schemas-microsoft-com:office:word" xmlns:w="http://schemas.openxmlformats.org/wordprocessingml/2006/main" xmlns:w14="http://schemas.microsoft.com/office/word/2010/wordml" xmlns:w15="http://schemas.microsoft.com/office/word/2012/wordml" xmlns:w16cex="http://schemas.microsoft.com/office/word/2018/wordml/cex" xmlns:w16cid="http://schemas.microsoft.com/office/word/2016/wordml/cid" xmlns:w16="http://schemas.microsoft.com/office/word/2018/wordml" xmlns:w16du="http://schemas.microsoft.com/office/word/2023/wordml/word16du" xmlns:w16sdtdh="http://schemas.microsoft.com/office/word/2020/wordml/sdtdatahash" xmlns:w16sdtfl="http://schemas.microsoft.com/office/word/2024/wordml/sdtformatlock" xmlns:w16se="http://schemas.microsoft.com/office/word/2015/wordml/symex" xmlns:wpg="http://schemas.microsoft.com/office/word/2010/wordprocessingGroup" xmlns:wpi="http://schemas.microsoft.com/office/word/2010/wordprocessingInk" xmlns:wne="http://schemas.microsoft.com/office/word/2006/wordml" xmlns:wps="http://schemas.microsoft.com/office/word/2010/wordprocessingShape" mc:Ignorable="w14 w15 w16se w16cid w16 w16cex w16sdtdh w16sdtfl w16du wp14">
+  <w:p>
+    <w:pPr>
+      <w:bidi w:val="0"/>
+      <w:rPr>
+        <w:rFonts w:asciiTheme="majorHAnsi" w:hAnsiTheme="majorHAnsi" w:cstheme="majorHAnsi"/>
+        <w:b/>
+        <w:bCs/>
+        <w:sz w:val="20"/>
+        <w:szCs w:val="20"/>
+      </w:rPr>
+    </w:pPr>
+    <w:r>
+      <w:rPr>
+        <w:rFonts w:asciiTheme="majorHAnsi" w:hAnsiTheme="majorHAnsi" w:cstheme="majorHAnsi"/>
+        <w:b/>
+        <w:bCs/>
+        <w:sz w:val="20"/>
+        <w:szCs w:val="20"/>
+      </w:rPr>
+      <w:t>Nekhlawi User Manual</w:t>
+    </w:r>
+  </w:p>
+  <w:p>
+    <w:pPr>
+      <w:pStyle w:val="Header"/>
+      <w:tabs>
+        <w:tab w:val="clear" w:pos="4153"/>
+        <w:tab w:val="clear" w:pos="8306"/>
+        <w:tab w:val="center" w:pos="4513"/>
+      </w:tabs>
+      <w:bidi w:val="0"/>
+    </w:pPr>
+    <w:r>
+      <w:tab/>
+    </w:r>
+  </w:p>
+</w:hdr>
+</file>
+
+<file path=word/header4.xml><?xml version="1.0" encoding="utf-8"?>
+<w:hdr xmlns:wpc="http://schemas.microsoft.com/office/word/2010/wordprocessingCanvas" xmlns:cx="http://schemas.microsoft.com/office/drawing/2014/chartex" xmlns:cx1="http://schemas.microsoft.com/office/drawing/2015/9/8/chartex" xmlns:cx2="http://schemas.microsoft.com/office/drawing/2015/10/21/chartex" xmlns:cx3="http://schemas.microsoft.com/office/drawing/2016/5/9/chartex" xmlns:cx4="http://schemas.microsoft.com/office/drawing/2016/5/10/chartex" xmlns:cx5="http://schemas.microsoft.com/office/drawing/2016/5/11/chartex" xmlns:cx6="http://schemas.microsoft.com/office/drawing/2016/5/12/chartex" xmlns:cx7="http://schemas.microsoft.com/office/drawing/2016/5/13/chartex" xmlns:cx8="http://schemas.microsoft.com/office/drawing/2016/5/14/chartex" xmlns:mc="http://schemas.openxmlformats.org/markup-compatibility/2006" xmlns:aink="http://schemas.microsoft.com/office/drawing/2016/ink" xmlns:am3d="http://schemas.microsoft.com/office/drawing/2017/model3d" xmlns:o="urn:schemas-microsoft-com:office:office" xmlns:oel="http://schemas.microsoft.com/office/2019/extlst" xmlns:r="http://schemas.openxmlformats.org/officeDocument/2006/relationships" xmlns:m="http://schemas.openxmlformats.org/officeDocument/2006/math" xmlns:v="urn:schemas-microsoft-com:vml" xmlns:wp14="http://schemas.microsoft.com/office/word/2010/wordprocessingDrawing" xmlns:wp="http://schemas.openxmlformats.org/drawingml/2006/wordprocessingDrawing" xmlns:w10="urn:schemas-microsoft-com:office:word" xmlns:w="http://schemas.openxmlformats.org/wordprocessingml/2006/main" xmlns:w14="http://schemas.microsoft.com/office/word/2010/wordml" xmlns:w15="http://schemas.microsoft.com/office/word/2012/wordml" xmlns:w16cex="http://schemas.microsoft.com/office/word/2018/wordml/cex" xmlns:w16cid="http://schemas.microsoft.com/office/word/2016/wordml/cid" xmlns:w16="http://schemas.microsoft.com/office/word/2018/wordml" xmlns:w16du="http://schemas.microsoft.com/office/word/2023/wordml/word16du" xmlns:w16sdtdh="http://schemas.microsoft.com/office/word/2020/wordml/sdtdatahash" xmlns:w16sdtfl="http://schemas.microsoft.com/office/word/2024/wordml/sdtformatlock" xmlns:w16se="http://schemas.microsoft.com/office/word/2015/wordml/symex" xmlns:wpg="http://schemas.microsoft.com/office/word/2010/wordprocessingGroup" xmlns:wpi="http://schemas.microsoft.com/office/word/2010/wordprocessingInk" xmlns:wne="http://schemas.microsoft.com/office/word/2006/wordml" xmlns:wps="http://schemas.microsoft.com/office/word/2010/wordprocessingShape" mc:Ignorable="w14 w15 w16se w16cid w16 w16cex w16sdtdh w16sdtfl w16du wp14">
+  <w:p>
+    <w:pPr>
+      <w:pStyle w:val="Header"/>
     </w:pPr>
     <w:r>
       <w:rPr>
@@ -10832,7 +10708,7 @@
         </mc:Choice>
         <mc:Fallback>
           <w:pict>
-            <v:rect w14:anchorId="7AEAD43E" id="Rectangle 2017967896" o:spid="_x0000_s1026" style="position:absolute;left:0;text-align:left;margin-left:-53.2pt;margin-top:-22.05pt;width:265.25pt;height:47.25pt;z-index:251661312;visibility:visible;mso-wrap-style:square;mso-width-percent:0;mso-height-percent:0;mso-wrap-distance-left:9pt;mso-wrap-distance-top:0;mso-wrap-distance-right:9pt;mso-wrap-distance-bottom:0;mso-position-horizontal:absolute;mso-position-horizontal-relative:text;mso-position-vertical:absolute;mso-position-vertical-relative:text;mso-width-percent:0;mso-height-percent:0;mso-width-relative:margin;mso-height-relative:margin;v-text-anchor:top" o:gfxdata="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" filled="f" stroked="f">
+            <v:rect w14:anchorId="7AEAD43E" id="Rectangle 2017967896" o:spid="_x0000_s1027" style="position:absolute;left:0;text-align:left;margin-left:-53.2pt;margin-top:-22.05pt;width:265.25pt;height:47.25pt;z-index:251661312;visibility:visible;mso-wrap-style:square;mso-width-percent:0;mso-height-percent:0;mso-wrap-distance-left:9pt;mso-wrap-distance-top:0;mso-wrap-distance-right:9pt;mso-wrap-distance-bottom:0;mso-position-horizontal:absolute;mso-position-horizontal-relative:text;mso-position-vertical:absolute;mso-position-vertical-relative:text;mso-width-percent:0;mso-height-percent:0;mso-width-relative:margin;mso-height-relative:margin;v-text-anchor:top" o:gfxdata="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" filled="f" stroked="f">
               <v:textbox inset="2.53958mm,1.2694mm,2.53958mm,1.2694mm">
                 <w:txbxContent>
                   <w:p>
@@ -12817,6 +12693,7 @@
   <w:style w:type="character" w:default="1" w:styleId="DefaultParagraphFont">
     <w:name w:val="Default Paragraph Font"/>
     <w:uiPriority w:val="1"/>
+    <w:semiHidden/>
     <w:unhideWhenUsed/>
   </w:style>
   <w:style w:type="table" w:default="1" w:styleId="TableNormal">
@@ -13105,6 +12982,7 @@
         <w:numId w:val="4"/>
       </w:numPr>
       <w:bidi w:val="0"/>
+      <w:ind w:left="2160" w:hanging="360"/>
     </w:pPr>
     <w:rPr>
       <w:b/>
